--- a/livrables/lecons/2026-09-11_lecon-appli-ia_07_persistance-sqlite.docx
+++ b/livrables/lecons/2026-09-11_lecon-appli-ia_07_persistance-sqlite.docx
@@ -267,11 +267,22 @@
       <w:r>
         <w:rPr>
           <w:rFonts w:ascii="Times New Roman" w:cs="Times New Roman" w:eastAsia="Times New Roman" w:hAnsi="Times New Roman"/>
-          <w:color w:val="1F2937"/>
-          <w:sz w:val="22"/>
-          <w:szCs w:val="22"/>
-        </w:rPr>
-        <w:t xml:space="default"/>
+          <w:b/>
+          <w:bCs/>
+          <w:color w:val="1F2937"/>
+          <w:sz w:val="22"/>
+          <w:szCs w:val="22"/>
+        </w:rPr>
+        <w:t xml:space="preserve">Un serveur Node.js</w:t>
+      </w:r>
+      <w:r>
+        <w:rPr>
+          <w:rFonts w:ascii="Times New Roman" w:cs="Times New Roman" w:eastAsia="Times New Roman" w:hAnsi="Times New Roman"/>
+          <w:color w:val="1F2937"/>
+          <w:sz w:val="22"/>
+          <w:szCs w:val="22"/>
+        </w:rPr>
+        <w:t xml:space="preserve"> — scripts/serveur.js, sans dépendance HTTP externe : il scanne le disque à chaque appel et expose /api/inventaire et /api/livrables?categorie=X sur le port 3000.</w:t>
       </w:r>
     </w:p>
     <w:p>
@@ -286,11 +297,22 @@
       <w:r>
         <w:rPr>
           <w:rFonts w:ascii="Times New Roman" w:cs="Times New Roman" w:eastAsia="Times New Roman" w:hAnsi="Times New Roman"/>
-          <w:color w:val="1F2937"/>
-          <w:sz w:val="22"/>
-          <w:szCs w:val="22"/>
-        </w:rPr>
-        <w:t xml:space="default"/>
+          <w:b/>
+          <w:bCs/>
+          <w:color w:val="1F2937"/>
+          <w:sz w:val="22"/>
+          <w:szCs w:val="22"/>
+        </w:rPr>
+        <w:t xml:space="preserve">Un frontend React + TypeScript</w:t>
+      </w:r>
+      <w:r>
+        <w:rPr>
+          <w:rFonts w:ascii="Times New Roman" w:cs="Times New Roman" w:eastAsia="Times New Roman" w:hAnsi="Times New Roman"/>
+          <w:color w:val="1F2937"/>
+          <w:sz w:val="22"/>
+          <w:szCs w:val="22"/>
+        </w:rPr>
+        <w:t xml:space="preserve"> — le dossier frontend/, servi par Vite sur le port 5173 : il consomme ces routes, range les livrables par catégorie et les filtre en mémoire (leçons 05 et 06).</w:t>
       </w:r>
     </w:p>
     <w:p>
@@ -355,11 +377,22 @@
       <w:r>
         <w:rPr>
           <w:rFonts w:ascii="Times New Roman" w:cs="Times New Roman" w:eastAsia="Times New Roman" w:hAnsi="Times New Roman"/>
-          <w:color w:val="1F2937"/>
-          <w:sz w:val="22"/>
-          <w:szCs w:val="22"/>
-        </w:rPr>
-        <w:t xml:space="default"/>
+          <w:b/>
+          <w:bCs/>
+          <w:color w:val="1F2937"/>
+          <w:sz w:val="22"/>
+          <w:szCs w:val="22"/>
+        </w:rPr>
+        <w:t xml:space="preserve">scripts/indexer.js</w:t>
+      </w:r>
+      <w:r>
+        <w:rPr>
+          <w:rFonts w:ascii="Times New Roman" w:cs="Times New Roman" w:eastAsia="Times New Roman" w:hAnsi="Times New Roman"/>
+          <w:color w:val="1F2937"/>
+          <w:sz w:val="22"/>
+          <w:szCs w:val="22"/>
+        </w:rPr>
+        <w:t xml:space="preserve"> — scanne les six catégories et écrit portail.db : DROP TABLE, CREATE TABLE, deux index, puis insertion de toutes les lignes d'une catégorie en une transaction.</w:t>
       </w:r>
     </w:p>
     <w:p>
@@ -374,11 +407,52 @@
       <w:r>
         <w:rPr>
           <w:rFonts w:ascii="Times New Roman" w:cs="Times New Roman" w:eastAsia="Times New Roman" w:hAnsi="Times New Roman"/>
-          <w:color w:val="1F2937"/>
-          <w:sz w:val="22"/>
-          <w:szCs w:val="22"/>
-        </w:rPr>
-        <w:t xml:space="default"/>
+          <w:b/>
+          <w:bCs/>
+          <w:color w:val="1F2937"/>
+          <w:sz w:val="22"/>
+          <w:szCs w:val="22"/>
+        </w:rPr>
+        <w:t xml:space="preserve">scripts/requetes.js</w:t>
+      </w:r>
+      <w:r>
+        <w:rPr>
+          <w:rFonts w:ascii="Times New Roman" w:cs="Times New Roman" w:eastAsia="Times New Roman" w:hAnsi="Times New Roman"/>
+          <w:color w:val="1F2937"/>
+          <w:sz w:val="22"/>
+          <w:szCs w:val="22"/>
+        </w:rPr>
+        <w:t xml:space="preserve"> — quatre requêtes d'exemple en lecture seule ({ readonly: true }) : totaux par catégorie, livrables les plus récents, recherche sur le slug, répartition par format.</w:t>
+      </w:r>
+    </w:p>
+    <w:p>
+      <w:pPr>
+        <w:pStyle w:val="ListParagraph"/>
+        <w:numPr>
+          <w:ilvl w:val="0"/>
+          <w:numId w:val="1"/>
+        </w:numPr>
+        <w:spacing w:after="2" w:before="2" w:line="276"/>
+      </w:pPr>
+      <w:r>
+        <w:rPr>
+          <w:rFonts w:ascii="Times New Roman" w:cs="Times New Roman" w:eastAsia="Times New Roman" w:hAnsi="Times New Roman"/>
+          <w:b/>
+          <w:bCs/>
+          <w:color w:val="1F2937"/>
+          <w:sz w:val="22"/>
+          <w:szCs w:val="22"/>
+        </w:rPr>
+        <w:t xml:space="preserve">portail.db</w:t>
+      </w:r>
+      <w:r>
+        <w:rPr>
+          <w:rFonts w:ascii="Times New Roman" w:cs="Times New Roman" w:eastAsia="Times New Roman" w:hAnsi="Times New Roman"/>
+          <w:color w:val="1F2937"/>
+          <w:sz w:val="22"/>
+          <w:szCs w:val="22"/>
+        </w:rPr>
+        <w:t xml:space="preserve"> — la base elle-même, un fichier unique créé à la racine du projet au premier lancement de l'indexeur. C'est une base de CACHE : elle se reconstruit intégralement à chaque exécution et n'a donc pas à être versionnée.</w:t>
       </w:r>
     </w:p>
     <w:p>
@@ -829,11 +903,22 @@
       <w:r>
         <w:rPr>
           <w:rFonts w:ascii="Times New Roman" w:cs="Times New Roman" w:eastAsia="Times New Roman" w:hAnsi="Times New Roman"/>
-          <w:color w:val="1F2937"/>
-          <w:sz w:val="22"/>
-          <w:szCs w:val="22"/>
-        </w:rPr>
-        <w:t xml:space="default"/>
+          <w:b/>
+          <w:bCs/>
+          <w:color w:val="1F2937"/>
+          <w:sz w:val="22"/>
+          <w:szCs w:val="22"/>
+        </w:rPr>
+        <w:t xml:space="preserve">Aucune contorsion asynchrone pour rien</w:t>
+      </w:r>
+      <w:r>
+        <w:rPr>
+          <w:rFonts w:ascii="Times New Roman" w:cs="Times New Roman" w:eastAsia="Times New Roman" w:hAnsi="Times New Roman"/>
+          <w:color w:val="1F2937"/>
+          <w:sz w:val="22"/>
+          <w:szCs w:val="22"/>
+        </w:rPr>
+        <w:t xml:space="preserve"> — SQLite sérialise ses accès de toute façon. Une API à Promises donnerait l'illusion du parallélisme sans en apporter : la lecture du fichier reste séquentielle, et l'on paierait l'ordonnancement en plus.</w:t>
       </w:r>
     </w:p>
     <w:p>
@@ -848,11 +933,22 @@
       <w:r>
         <w:rPr>
           <w:rFonts w:ascii="Times New Roman" w:cs="Times New Roman" w:eastAsia="Times New Roman" w:hAnsi="Times New Roman"/>
-          <w:color w:val="1F2937"/>
-          <w:sz w:val="22"/>
-          <w:szCs w:val="22"/>
-        </w:rPr>
-        <w:t xml:space="default"/>
+          <w:b/>
+          <w:bCs/>
+          <w:color w:val="1F2937"/>
+          <w:sz w:val="22"/>
+          <w:szCs w:val="22"/>
+        </w:rPr>
+        <w:t xml:space="preserve">Des erreurs qui remontent là où elles naissent</w:t>
+      </w:r>
+      <w:r>
+        <w:rPr>
+          <w:rFonts w:ascii="Times New Roman" w:cs="Times New Roman" w:eastAsia="Times New Roman" w:hAnsi="Times New Roman"/>
+          <w:color w:val="1F2937"/>
+          <w:sz w:val="22"/>
+          <w:szCs w:val="22"/>
+        </w:rPr>
+        <w:t xml:space="preserve"> — stmt.all() lève une exception synchrone à la ligne fautive. Pas de Promise rejetée en silence, pas de .catch() oublié : c'est précisément ce que l'exercice 4 te fait constater.</w:t>
       </w:r>
     </w:p>
     <w:p>
@@ -1573,7 +1669,7 @@
           <w:sz w:val="22"/>
           <w:szCs w:val="22"/>
         </w:rPr>
-        <w:t xml:space="preserve"> est appelé après chaque requête. Le serveur ouvre et ferme la base sur chaque appel — acceptable pour un usage personnel local. En production avec plusieurs utilisateurs simultanés, on garderait la connexion ouverte.</w:t>
+        <w:t xml:space="preserve"> est appelé après chaque requête. Le serveur ouvre et ferme la base sur chaque appel — acceptable pour un usage personnel local. En production avec plusieurs utilisateurs simultanés, on garderait la connexion ouverte. Note aussi que le LIMIT 50 plafonne la réponse SANS le signaler : au 11/09/2026, q=rbpp correspond à 74 lignes en base et la route en renvoie 50. Un compteur total et une pagination sont à ajouter en leçon 08.</w:t>
       </w:r>
     </w:p>
     <w:p>
@@ -1668,7 +1764,7 @@
           <w:sz w:val="22"/>
           <w:szCs w:val="22"/>
         </w:rPr>
-        <w:t xml:space="preserve">Pourquoi la colonne 'date' peut-elle être NULL ? Quel type de fichier déclencherait ce cas ?</w:t>
+        <w:t xml:space="preserve">Pourquoi la colonne date peut-elle être NULL ? Quels fichiers déclenchent ce cas ? Lis extraireDate() avant de répondre : le motif est ancré en DÉBUT de nom, or les quiz et les infographies portent leur date en FIN de nom (quiz_[type]_[slug]_YYYY-MM-DD.pptx). Au 11/09/2026, 66 lignes sur 520 sont à NULL — et 53 d'entre elles ont bel et bien une date dans leur nom.</w:t>
       </w:r>
     </w:p>
     <w:p>
@@ -1706,7 +1802,7 @@
           <w:sz w:val="22"/>
           <w:szCs w:val="22"/>
         </w:rPr>
-        <w:t xml:space="default"/>
+        <w:t xml:space="preserve">À quoi sert l'index idx_categorie_date, posé sur (categorie, date DESC) ? Repère dans requetes.js la requête qui en bénéficie et celle qui ne peut pas en bénéficier — et dis pourquoi.</w:t>
       </w:r>
     </w:p>
     <w:p>
@@ -2087,7 +2183,7 @@
           <w:sz w:val="22"/>
           <w:szCs w:val="22"/>
         </w:rPr>
-        <w:t xml:space="preserve"> comme motCle. Tu devrais voir apparaître toutes les leçons du parcours en cours. Vérifie que le nombre correspond au nombre de fichiers .docx dans </w:t>
+        <w:t xml:space="preserve"> comme motCle. Attention au piège : tu obtiens 14 lignes pour 7 leçons, parce que la catégorie lecons indexe le .docx ET la fiche .md qui l'accompagne. Compte donc les .docx du SEUL parcours, et compare-le à la moitié du nombre de lignes renvoyées — pas au contenu entier de </w:t>
       </w:r>
       <w:r>
         <w:rPr>
@@ -2126,7 +2222,7 @@
           <w:sz w:val="20"/>
           <w:szCs w:val="20"/>
         </w:rPr>
-        <w:t xml:space="preserve">ls livrables/lecons/*.docx | wc -l</w:t>
+        <w:t xml:space="preserve">ls livrables/lecons/*lecon-appli-ia*.docx | wc -l    # 7 au 11/09/2026</w:t>
       </w:r>
     </w:p>
     <w:p>
@@ -2180,7 +2276,7 @@
           <w:sz w:val="22"/>
           <w:szCs w:val="22"/>
         </w:rPr>
-        <w:t xml:space="preserve"> fonctionne identiquement en zsh et en bash — ce sont deux binaires système, pas des fonctions shell. Tu peux confirmer ton shell courant avec </w:t>
+        <w:t xml:space="preserve"> : ces deux binaires système se comportent identiquement sous zsh et sous bash. Mais le motif *.docx, lui, est développé par le SHELL et non par ls — et là, les deux diffèrent : sans aucune correspondance, bash transmet le motif littéral (ls: …: No such file or directory) tandis que zsh REFUSE d'exécuter la commande (zsh:1: no matches found). Vérifié dans les deux shells le 11/09/2026. Tu peux confirmer ton shell courant avec </w:t>
       </w:r>
       <w:r>
         <w:rPr>
@@ -3488,7 +3584,7 @@
           <w:sz w:val="22"/>
           <w:szCs w:val="22"/>
         </w:rPr>
-        <w:t xml:space="default"/>
+        <w:t xml:space="preserve">Le total des livrables classés est inférieur au total de la base : dis de combien, et pourquoi. WHERE date IS NOT NULL n'écarte pas ce que tu crois — relis la note sur extraireDate() dans l'exercice 1.</w:t>
       </w:r>
     </w:p>
     <w:p>
@@ -3685,7 +3781,7 @@
           <w:sz w:val="22"/>
           <w:szCs w:val="22"/>
         </w:rPr>
-        <w:t xml:space="preserve"> — v24 LTS (Krypton) et v22 LTS (Jod) actives au 11/09/2026. Vérifiée le 11/09/2026 (HTTP 200).</w:t>
+        <w:t xml:space="preserve"> — le tableau des versions marque v24 (Krypton) et v22 (Jod) toutes deux « LTS » au 11/09/2026. Il ne dit PAS laquelle est en Active LTS et laquelle est en Maintenance LTS : la page distingue les deux régimes dans sa prose, sans les rattacher aux lignes du tableau. v22, publiée en avril 2024, n'est plus en Active LTS. Vérifiée le 11/09/2026 (HTTP 200).</w:t>
       </w:r>
     </w:p>
     <w:p>
@@ -3733,6 +3829,135 @@
           <w:szCs w:val="22"/>
         </w:rPr>
         <w:t xml:space="preserve"> : routes, séparation front/back, gestion des erreurs, ce qui casse en vrai.</w:t>
+      </w:r>
+    </w:p>
+    <w:p>
+      <w:pPr>
+        <w:pStyle w:val="Heading2"/>
+        <w:spacing w:after="10" w:before="20" w:line="276"/>
+      </w:pPr>
+      <w:r>
+        <w:rPr>
+          <w:rFonts w:ascii="Times New Roman" w:cs="Times New Roman" w:eastAsia="Times New Roman" w:hAnsi="Times New Roman"/>
+          <w:b/>
+          <w:bCs/>
+          <w:color w:val="1B3A6B"/>
+          <w:sz w:val="30"/>
+          <w:szCs w:val="30"/>
+        </w:rPr>
+        <w:t xml:space="preserve">📝 Journal des corrections</w:t>
+      </w:r>
+    </w:p>
+    <w:p>
+      <w:pPr>
+        <w:spacing w:after="6" w:before="6" w:line="276"/>
+      </w:pPr>
+      <w:r>
+        <w:rPr>
+          <w:rFonts w:ascii="Times New Roman" w:cs="Times New Roman" w:eastAsia="Times New Roman" w:hAnsi="Times New Roman"/>
+          <w:color w:val="1F2937"/>
+          <w:sz w:val="22"/>
+          <w:szCs w:val="22"/>
+        </w:rPr>
+        <w:t xml:space="preserve">Relecture du 11/09/2026. Sept corrections, portées dans le texte ci-dessus. La formulation d'origine est conservée ici.</w:t>
+      </w:r>
+    </w:p>
+    <w:p>
+      <w:pPr>
+        <w:spacing w:after="6" w:before="6" w:line="276"/>
+      </w:pPr>
+      <w:r>
+        <w:rPr>
+          <w:rFonts w:ascii="Times New Roman" w:cs="Times New Roman" w:eastAsia="Times New Roman" w:hAnsi="Times New Roman"/>
+          <w:color w:val="1F2937"/>
+          <w:sz w:val="22"/>
+          <w:szCs w:val="22"/>
+        </w:rPr>
+        <w:t xml:space="preserve">1 — Huit puces vides, dont trois listes entièrement muettes. Le document annonçait « Le Portail Livrables est une application en deux couches : », « Trois nouveaux fichiers sont en place dans le projet : » et « Voici pourquoi c'est pertinent ici : » — suivis à chaque fois de deux puces sans aucun texte. S'y ajoutaient une question blanche dans l'exercice 1 et un critère de réussite blanc dans le Challenge. Les huit portaient la même signature : un w:p de 397 octets, style ListParagraph, numérotation intacte, et un w:t xml:space="default" auto-fermant, c'est-à-dire une chaîne vide passée au sérialiseur. La leçon n°05 du 28/08/2026 en comptait quinze sur trente-huit, passées inaperçues. Les huit sont désormais remplies ; la liste des « trois nouveaux fichiers » en compte bien trois : indexer.js, requetes.js et portail.db.</w:t>
+      </w:r>
+    </w:p>
+    <w:p>
+      <w:pPr>
+        <w:spacing w:after="6" w:before="6" w:line="276"/>
+      </w:pPr>
+      <w:r>
+        <w:rPr>
+          <w:rFonts w:ascii="Times New Roman" w:cs="Times New Roman" w:eastAsia="Times New Roman" w:hAnsi="Times New Roman"/>
+          <w:color w:val="1F2937"/>
+          <w:sz w:val="22"/>
+          <w:szCs w:val="22"/>
+        </w:rPr>
+        <w:t xml:space="preserve">2 — L'exercice 3 prescrivait une vérification qui ne pouvait pas réussir. Il demandait de passer motCle à 'lecon-appli-ia' puis : « Tu devrais voir apparaître toutes les leçons du parcours en cours. Vérifie que le nombre correspond au nombre de fichiers .docx dans livrables/lecons/ », avec la commande « ls livrables/lecons/*.docx | wc -l ». Mesuré le 11/09/2026 : la requête rend 14 lignes (7 .docx + 7 fiches .md, la catégorie indexant les deux), la commande rend 135 (toutes les leçons de tous les parcours), et le parcours compte 7 leçons. Trois nombres, aucun égal. C'est la même confusion fichiers / leçons que celle corrigée le 04/09/2026 dans la leçon n°06 (« sur 232 leçons »). Le texte explique désormais le doublement par les fiches, et la commande filtre sur le parcours.</w:t>
+      </w:r>
+    </w:p>
+    <w:p>
+      <w:pPr>
+        <w:spacing w:after="6" w:before="6" w:line="276"/>
+      </w:pPr>
+      <w:r>
+        <w:rPr>
+          <w:rFonts w:ascii="Times New Roman" w:cs="Times New Roman" w:eastAsia="Times New Roman" w:hAnsi="Times New Roman"/>
+          <w:color w:val="1F2937"/>
+          <w:sz w:val="22"/>
+          <w:szCs w:val="22"/>
+        </w:rPr>
+        <w:t xml:space="preserve">3 — Le corrigé implicite de la question 1 de l'exercice 1 était faux. La question « Quel type de fichier déclencherait ce cas ? » renvoyait à la note de PROJET.md, qui annonçait « 9 livrables sans date dans leur nom : quiz, infographies et documents antérieurs à la convention YYYY-MM-DD_ ». Interrogation de la base créée par cette leçon même, le 11/09/2026 : 66 lignes sur 520 sont à date = NULL, et 53 d'entre elles PORTENT une date dans leur nom — en fin de nom, selon la convention quiz_[type]_[slug]_YYYY-MM-DD que prescrit CLAUDE.md, tandis que extraireDate() n'ancre que le début. Ce sont donc les 19 quiz et les 37 infographies en totalité qui basculent à NULL, par construction du motif et non par ancienneté. Seuls 13 fichiers n'ont réellement aucune date, dont 6 notes de dossier qui n'en ont pas à avoir. La question porte maintenant sa mise en garde, et PROJET.md a été corrigé le même jour.</w:t>
+      </w:r>
+    </w:p>
+    <w:p>
+      <w:pPr>
+        <w:spacing w:after="6" w:before="6" w:line="276"/>
+      </w:pPr>
+      <w:r>
+        <w:rPr>
+          <w:rFonts w:ascii="Times New Roman" w:cs="Times New Roman" w:eastAsia="Times New Roman" w:hAnsi="Times New Roman"/>
+          <w:color w:val="1F2937"/>
+          <w:sz w:val="22"/>
+          <w:szCs w:val="22"/>
+        </w:rPr>
+        <w:t xml:space="preserve">4 — « ls avec wc -l fonctionne identiquement en zsh et en bash — ce sont deux binaires système, pas des fonctions shell. » Vrai de ls et de wc, faux de ce qui compte ici : le motif *.docx est développé par le shell, pas par ls. Vérifié dans les deux shells le 11/09/2026 — sans correspondance, bash transmet le motif littéral et zsh refuse d'exécuter la commande.</w:t>
+      </w:r>
+    </w:p>
+    <w:p>
+      <w:pPr>
+        <w:spacing w:after="6" w:before="6" w:line="276"/>
+      </w:pPr>
+      <w:r>
+        <w:rPr>
+          <w:rFonts w:ascii="Times New Roman" w:cs="Times New Roman" w:eastAsia="Times New Roman" w:hAnsi="Times New Roman"/>
+          <w:color w:val="1F2937"/>
+          <w:sz w:val="22"/>
+          <w:szCs w:val="22"/>
+        </w:rPr>
+        <w:t xml:space="preserve">5 — La ressource Node.js annonçait « v24 LTS (Krypton) et v22 LTS (Jod) actives au 11/09/2026 ». La page citée marque bien les deux « LTS », mais ne dit nulle part laquelle est en Active LTS et laquelle est en Maintenance LTS : elle distingue les deux régimes dans sa prose sans les rattacher aux lignes du tableau. v22, publiée en avril 2024, n'est plus en Active LTS. Le libellé décrit désormais ce que la page dit, et rien de plus.</w:t>
+      </w:r>
+    </w:p>
+    <w:p>
+      <w:pPr>
+        <w:spacing w:after="6" w:before="6" w:line="276"/>
+      </w:pPr>
+      <w:r>
+        <w:rPr>
+          <w:rFonts w:ascii="Times New Roman" w:cs="Times New Roman" w:eastAsia="Times New Roman" w:hAnsi="Times New Roman"/>
+          <w:color w:val="1F2937"/>
+          <w:sz w:val="22"/>
+          <w:szCs w:val="22"/>
+        </w:rPr>
+        <w:t xml:space="preserve">6 — Le LIMIT 50 de /api/db/search n'était signalé nulle part dans le texte. Au 11/09/2026, q=rbpp correspond à 74 lignes en base et la route en renvoie 50, silencieusement. La note sous l'extrait le dit maintenant et renvoie la pagination à la leçon 08.</w:t>
+      </w:r>
+    </w:p>
+    <w:p>
+      <w:pPr>
+        <w:spacing w:after="6" w:before="6" w:line="276"/>
+      </w:pPr>
+      <w:r>
+        <w:rPr>
+          <w:rFonts w:ascii="Times New Roman" w:cs="Times New Roman" w:eastAsia="Times New Roman" w:hAnsi="Times New Roman"/>
+          <w:color w:val="1F2937"/>
+          <w:sz w:val="22"/>
+          <w:szCs w:val="22"/>
+        </w:rPr>
+        <w:t xml:space="preserve">7 — Ce qui a été vérifié et tenu. Les quatre tests de la section « Vérifier que ça marche » ont été relancés un par un et passent, la chaîne d'erreur du test 4 au caractère près ; npm run build passe ; better-sqlite3 13.0.3 déclare bien engines node &gt;= 22 et tourne sur Node v24.18.1 ; le SQLite embarqué est en 3.53.4, qui supporte le NULLS LAST employé dans la route ; les cinq URL répondent 200 avec du contenu réel et la citation de sqlite.org est verbatim ; le scan disque annoncé à « quelques dizaines de millisecondes » a été mesuré entre 7 et 16 ms sur 521 fichiers. La transparence sur les benchmarks non vérifiés du README de better-sqlite3 est conservée telle quelle : c'est le bon réflexe.</w:t>
       </w:r>
     </w:p>
     <w:p>
